--- a/25AIML071_Pr2/25aiml071_Pr2.docx
+++ b/25AIML071_Pr2/25aiml071_Pr2.docx
@@ -1,6 +1,6 @@
 
 <file path=word/document.xml><?xml version="1.0" encoding="utf-8"?>
-<w:document xmlns:wpc="http://schemas.microsoft.com/office/word/2010/wordprocessingCanvas" xmlns:cx="http://schemas.microsoft.com/office/drawing/2014/chartex" xmlns:cx1="http://schemas.microsoft.com/office/drawing/2015/9/8/chartex" xmlns:cx2="http://schemas.microsoft.com/office/drawing/2015/10/21/chartex" xmlns:cx3="http://schemas.microsoft.com/office/drawing/2016/5/9/chartex" xmlns:cx4="http://schemas.microsoft.com/office/drawing/2016/5/10/chartex" xmlns:cx5="http://schemas.microsoft.com/office/drawing/2016/5/11/chartex" xmlns:cx6="http://schemas.microsoft.com/office/drawing/2016/5/12/chartex" xmlns:cx7="http://schemas.microsoft.com/office/drawing/2016/5/13/chartex" xmlns:cx8="http://schemas.microsoft.com/office/drawing/2016/5/14/chartex" xmlns:mc="http://schemas.openxmlformats.org/markup-compatibility/2006" xmlns:aink="http://schemas.microsoft.com/office/drawing/2016/ink" xmlns:am3d="http://schemas.microsoft.com/office/drawing/2017/model3d" xmlns:o="urn:schemas-microsoft-com:office:office" xmlns:oel="http://schemas.microsoft.com/office/2019/extlst" xmlns:r="http://schemas.openxmlformats.org/officeDocument/2006/relationships" xmlns:m="http://schemas.openxmlformats.org/officeDocument/2006/math" xmlns:v="urn:schemas-microsoft-com:vml" xmlns:wp14="http://schemas.microsoft.com/office/word/2010/wordprocessingDrawing" xmlns:wp="http://schemas.openxmlformats.org/drawingml/2006/wordprocessingDrawing" xmlns:w10="urn:schemas-microsoft-com:office:word" xmlns:w="http://schemas.openxmlformats.org/wordprocessingml/2006/main" xmlns:w14="http://schemas.microsoft.com/office/word/2010/wordml" xmlns:w15="http://schemas.microsoft.com/office/word/2012/wordml" xmlns:w16cei="http://schemas.microsoft.com/office/word/2026/wordml/cei" xmlns:w16cex="http://schemas.microsoft.com/office/word/2018/wordml/cex" xmlns:w16cid="http://schemas.microsoft.com/office/word/2016/wordml/cid" xmlns:w16="http://schemas.microsoft.com/office/word/2018/wordml" xmlns:w16du="http://schemas.microsoft.com/office/word/2023/wordml/word16du" xmlns:w16sdtdh="http://schemas.microsoft.com/office/word/2020/wordml/sdtdatahash" xmlns:w16sdtfl="http://schemas.microsoft.com/office/word/2024/wordml/sdtformatlock" xmlns:w16se="http://schemas.microsoft.com/office/word/2015/wordml/symex" xmlns:wpg="http://schemas.microsoft.com/office/word/2010/wordprocessingGroup" xmlns:wpi="http://schemas.microsoft.com/office/word/2010/wordprocessingInk" xmlns:wne="http://schemas.microsoft.com/office/word/2006/wordml" xmlns:wps="http://schemas.microsoft.com/office/word/2010/wordprocessingShape" mc:Ignorable="w14 w15 w16se w16cid w16 w16cex w16sdtdh w16sdtfl w16du wp14">
+<w:document xmlns:wpc="http://schemas.microsoft.com/office/word/2010/wordprocessingCanvas" xmlns:cx="http://schemas.microsoft.com/office/drawing/2014/chartex" xmlns:cx1="http://schemas.microsoft.com/office/drawing/2015/9/8/chartex" xmlns:cx2="http://schemas.microsoft.com/office/drawing/2015/10/21/chartex" xmlns:cx3="http://schemas.microsoft.com/office/drawing/2016/5/9/chartex" xmlns:cx4="http://schemas.microsoft.com/office/drawing/2016/5/10/chartex" xmlns:cx5="http://schemas.microsoft.com/office/drawing/2016/5/11/chartex" xmlns:cx6="http://schemas.microsoft.com/office/drawing/2016/5/12/chartex" xmlns:cx7="http://schemas.microsoft.com/office/drawing/2016/5/13/chartex" xmlns:cx8="http://schemas.microsoft.com/office/drawing/2016/5/14/chartex" xmlns:mc="http://schemas.openxmlformats.org/markup-compatibility/2006" xmlns:aink="http://schemas.microsoft.com/office/drawing/2016/ink" xmlns:am3d="http://schemas.microsoft.com/office/drawing/2017/model3d" xmlns:o="urn:schemas-microsoft-com:office:office" xmlns:oel="http://schemas.microsoft.com/office/2019/extlst" xmlns:r="http://schemas.openxmlformats.org/officeDocument/2006/relationships" xmlns:m="http://schemas.openxmlformats.org/officeDocument/2006/math" xmlns:v="urn:schemas-microsoft-com:vml" xmlns:wp14="http://schemas.microsoft.com/office/word/2010/wordprocessingDrawing" xmlns:wp="http://schemas.openxmlformats.org/drawingml/2006/wordprocessingDrawing" xmlns:w10="urn:schemas-microsoft-com:office:word" xmlns:w="http://schemas.openxmlformats.org/wordprocessingml/2006/main" xmlns:w14="http://schemas.microsoft.com/office/word/2010/wordml" xmlns:w15="http://schemas.microsoft.com/office/word/2012/wordml" xmlns:w16cex="http://schemas.microsoft.com/office/word/2018/wordml/cex" xmlns:w16cid="http://schemas.microsoft.com/office/word/2016/wordml/cid" xmlns:w16="http://schemas.microsoft.com/office/word/2018/wordml" xmlns:w16du="http://schemas.microsoft.com/office/word/2023/wordml/word16du" xmlns:w16sdtdh="http://schemas.microsoft.com/office/word/2020/wordml/sdtdatahash" xmlns:w16sdtfl="http://schemas.microsoft.com/office/word/2024/wordml/sdtformatlock" xmlns:w16se="http://schemas.microsoft.com/office/word/2015/wordml/symex" xmlns:wpg="http://schemas.microsoft.com/office/word/2010/wordprocessingGroup" xmlns:wpi="http://schemas.microsoft.com/office/word/2010/wordprocessingInk" xmlns:wne="http://schemas.microsoft.com/office/word/2006/wordml" xmlns:wps="http://schemas.microsoft.com/office/word/2010/wordprocessingShape" mc:Ignorable="w14 w15 w16se w16cid w16 w16cex w16sdtdh w16sdtfl w16du wp14">
   <w:body>
     <w:p>
       <w:pPr>
@@ -83,13 +83,8 @@
           </w:tcPr>
           <w:p>
             <w:r>
-              <w:t xml:space="preserve">Krina </w:t>
-            </w:r>
-            <w:proofErr w:type="spellStart"/>
-            <w:r>
-              <w:t>Sorathiya</w:t>
-            </w:r>
-            <w:proofErr w:type="spellEnd"/>
+              <w:t>Krina Sorathiya</w:t>
+            </w:r>
           </w:p>
         </w:tc>
       </w:tr>
@@ -350,6 +345,7 @@
         <w:rPr>
           <w:b/>
           <w:bCs/>
+          <w:noProof/>
         </w:rPr>
         <w:lastRenderedPageBreak/>
         <w:drawing>
@@ -474,12 +470,22 @@
         <w:rPr>
           <w:b/>
           <w:bCs/>
-        </w:rPr>
-      </w:pPr>
-      <w:r>
-        <w:rPr>
-          <w:b/>
-          <w:bCs/>
+          <w:noProof/>
+        </w:rPr>
+      </w:pPr>
+    </w:p>
+    <w:p>
+      <w:pPr>
+        <w:rPr>
+          <w:b/>
+          <w:bCs/>
+        </w:rPr>
+      </w:pPr>
+      <w:r>
+        <w:rPr>
+          <w:b/>
+          <w:bCs/>
+          <w:noProof/>
         </w:rPr>
         <w:drawing>
           <wp:inline distT="0" distB="0" distL="0" distR="0" wp14:anchorId="18ADF7E2" wp14:editId="20070254">
@@ -586,7 +592,6 @@
           <w:b/>
           <w:bCs/>
         </w:rPr>
-        <w:lastRenderedPageBreak/>
         <w:t>1.3 Events</w:t>
       </w:r>
     </w:p>
@@ -601,6 +606,7 @@
         <w:rPr>
           <w:b/>
           <w:bCs/>
+          <w:noProof/>
         </w:rPr>
         <w:drawing>
           <wp:inline distT="0" distB="0" distL="0" distR="0" wp14:anchorId="66B4C6B0" wp14:editId="4A633C5B">
@@ -715,7 +721,6 @@
           <w:b/>
           <w:bCs/>
         </w:rPr>
-        <w:lastRenderedPageBreak/>
         <w:t>1.</w:t>
       </w:r>
       <w:r>
@@ -744,6 +749,7 @@
         <w:rPr>
           <w:b/>
           <w:bCs/>
+          <w:noProof/>
         </w:rPr>
         <w:drawing>
           <wp:inline distT="0" distB="0" distL="0" distR="0" wp14:anchorId="72835017" wp14:editId="2C13910B">
@@ -807,7 +813,6 @@
           <w:b/>
           <w:bCs/>
         </w:rPr>
-        <w:lastRenderedPageBreak/>
         <w:t xml:space="preserve">1.5 </w:t>
       </w:r>
       <w:r>
@@ -829,6 +834,7 @@
         <w:rPr>
           <w:b/>
           <w:bCs/>
+          <w:noProof/>
         </w:rPr>
         <w:drawing>
           <wp:inline distT="0" distB="0" distL="0" distR="0" wp14:anchorId="04D32017" wp14:editId="0D0FA540">
@@ -935,7 +941,6 @@
           <w:b/>
           <w:bCs/>
         </w:rPr>
-        <w:lastRenderedPageBreak/>
         <w:t>1.</w:t>
       </w:r>
       <w:r>
@@ -971,6 +976,7 @@
         <w:rPr>
           <w:b/>
           <w:bCs/>
+          <w:noProof/>
         </w:rPr>
         <w:drawing>
           <wp:inline distT="0" distB="0" distL="0" distR="0" wp14:anchorId="4203AFBF" wp14:editId="7DD47B68">
@@ -1069,7 +1075,6 @@
           <w:b/>
           <w:bCs/>
         </w:rPr>
-        <w:lastRenderedPageBreak/>
         <w:t>1.</w:t>
       </w:r>
       <w:r>
@@ -1098,6 +1103,7 @@
         <w:rPr>
           <w:b/>
           <w:bCs/>
+          <w:noProof/>
         </w:rPr>
         <w:drawing>
           <wp:inline distT="0" distB="0" distL="0" distR="0" wp14:anchorId="25AAA99F" wp14:editId="0ED64ECD">
@@ -1196,7 +1202,6 @@
           <w:b/>
           <w:bCs/>
         </w:rPr>
-        <w:lastRenderedPageBreak/>
         <w:t>1.8 Contact</w:t>
       </w:r>
     </w:p>
@@ -1211,6 +1216,7 @@
         <w:rPr>
           <w:b/>
           <w:bCs/>
+          <w:noProof/>
         </w:rPr>
         <w:drawing>
           <wp:inline distT="0" distB="0" distL="0" distR="0" wp14:anchorId="4DC7FC7B" wp14:editId="4FC159B1">
@@ -1293,7 +1299,6 @@
           <w:b/>
           <w:bCs/>
         </w:rPr>
-        <w:lastRenderedPageBreak/>
         <w:t>1.</w:t>
       </w:r>
       <w:r>
@@ -1322,6 +1327,7 @@
         <w:rPr>
           <w:b/>
           <w:bCs/>
+          <w:noProof/>
         </w:rPr>
         <w:drawing>
           <wp:inline distT="0" distB="0" distL="0" distR="0" wp14:anchorId="45B6B1DA" wp14:editId="50C78337">
@@ -1412,7 +1418,6 @@
           <w:b/>
           <w:bCs/>
         </w:rPr>
-        <w:lastRenderedPageBreak/>
         <w:t>1.</w:t>
       </w:r>
       <w:r>
@@ -1441,6 +1446,7 @@
         <w:rPr>
           <w:b/>
           <w:bCs/>
+          <w:noProof/>
         </w:rPr>
         <w:drawing>
           <wp:inline distT="0" distB="0" distL="0" distR="0" wp14:anchorId="0585E6A7" wp14:editId="2C7E0B27">
@@ -1553,7 +1559,6 @@
           <w:sz w:val="28"/>
           <w:szCs w:val="28"/>
         </w:rPr>
-        <w:lastRenderedPageBreak/>
         <w:t>Accessibility checklist</w:t>
       </w:r>
       <w:r>
@@ -2408,7 +2413,7 @@
 </file>
 
 <file path=word/endnotes.xml><?xml version="1.0" encoding="utf-8"?>
-<w:endnotes xmlns:wpc="http://schemas.microsoft.com/office/word/2010/wordprocessingCanvas" xmlns:cx="http://schemas.microsoft.com/office/drawing/2014/chartex" xmlns:cx1="http://schemas.microsoft.com/office/drawing/2015/9/8/chartex" xmlns:cx2="http://schemas.microsoft.com/office/drawing/2015/10/21/chartex" xmlns:cx3="http://schemas.microsoft.com/office/drawing/2016/5/9/chartex" xmlns:cx4="http://schemas.microsoft.com/office/drawing/2016/5/10/chartex" xmlns:cx5="http://schemas.microsoft.com/office/drawing/2016/5/11/chartex" xmlns:cx6="http://schemas.microsoft.com/office/drawing/2016/5/12/chartex" xmlns:cx7="http://schemas.microsoft.com/office/drawing/2016/5/13/chartex" xmlns:cx8="http://schemas.microsoft.com/office/drawing/2016/5/14/chartex" xmlns:mc="http://schemas.openxmlformats.org/markup-compatibility/2006" xmlns:aink="http://schemas.microsoft.com/office/drawing/2016/ink" xmlns:am3d="http://schemas.microsoft.com/office/drawing/2017/model3d" xmlns:o="urn:schemas-microsoft-com:office:office" xmlns:oel="http://schemas.microsoft.com/office/2019/extlst" xmlns:r="http://schemas.openxmlformats.org/officeDocument/2006/relationships" xmlns:m="http://schemas.openxmlformats.org/officeDocument/2006/math" xmlns:v="urn:schemas-microsoft-com:vml" xmlns:wp14="http://schemas.microsoft.com/office/word/2010/wordprocessingDrawing" xmlns:wp="http://schemas.openxmlformats.org/drawingml/2006/wordprocessingDrawing" xmlns:w10="urn:schemas-microsoft-com:office:word" xmlns:w="http://schemas.openxmlformats.org/wordprocessingml/2006/main" xmlns:w14="http://schemas.microsoft.com/office/word/2010/wordml" xmlns:w15="http://schemas.microsoft.com/office/word/2012/wordml" xmlns:w16cei="http://schemas.microsoft.com/office/word/2026/wordml/cei" xmlns:w16cex="http://schemas.microsoft.com/office/word/2018/wordml/cex" xmlns:w16cid="http://schemas.microsoft.com/office/word/2016/wordml/cid" xmlns:w16="http://schemas.microsoft.com/office/word/2018/wordml" xmlns:w16du="http://schemas.microsoft.com/office/word/2023/wordml/word16du" xmlns:w16sdtdh="http://schemas.microsoft.com/office/word/2020/wordml/sdtdatahash" xmlns:w16sdtfl="http://schemas.microsoft.com/office/word/2024/wordml/sdtformatlock" xmlns:w16se="http://schemas.microsoft.com/office/word/2015/wordml/symex" xmlns:wpg="http://schemas.microsoft.com/office/word/2010/wordprocessingGroup" xmlns:wpi="http://schemas.microsoft.com/office/word/2010/wordprocessingInk" xmlns:wne="http://schemas.microsoft.com/office/word/2006/wordml" xmlns:wps="http://schemas.microsoft.com/office/word/2010/wordprocessingShape" mc:Ignorable="w14 w15 w16se w16cid w16 w16cex w16sdtdh w16sdtfl w16du wp14">
+<w:endnotes xmlns:wpc="http://schemas.microsoft.com/office/word/2010/wordprocessingCanvas" xmlns:cx="http://schemas.microsoft.com/office/drawing/2014/chartex" xmlns:cx1="http://schemas.microsoft.com/office/drawing/2015/9/8/chartex" xmlns:cx2="http://schemas.microsoft.com/office/drawing/2015/10/21/chartex" xmlns:cx3="http://schemas.microsoft.com/office/drawing/2016/5/9/chartex" xmlns:cx4="http://schemas.microsoft.com/office/drawing/2016/5/10/chartex" xmlns:cx5="http://schemas.microsoft.com/office/drawing/2016/5/11/chartex" xmlns:cx6="http://schemas.microsoft.com/office/drawing/2016/5/12/chartex" xmlns:cx7="http://schemas.microsoft.com/office/drawing/2016/5/13/chartex" xmlns:cx8="http://schemas.microsoft.com/office/drawing/2016/5/14/chartex" xmlns:mc="http://schemas.openxmlformats.org/markup-compatibility/2006" xmlns:aink="http://schemas.microsoft.com/office/drawing/2016/ink" xmlns:am3d="http://schemas.microsoft.com/office/drawing/2017/model3d" xmlns:o="urn:schemas-microsoft-com:office:office" xmlns:oel="http://schemas.microsoft.com/office/2019/extlst" xmlns:r="http://schemas.openxmlformats.org/officeDocument/2006/relationships" xmlns:m="http://schemas.openxmlformats.org/officeDocument/2006/math" xmlns:v="urn:schemas-microsoft-com:vml" xmlns:wp14="http://schemas.microsoft.com/office/word/2010/wordprocessingDrawing" xmlns:wp="http://schemas.openxmlformats.org/drawingml/2006/wordprocessingDrawing" xmlns:w10="urn:schemas-microsoft-com:office:word" xmlns:w="http://schemas.openxmlformats.org/wordprocessingml/2006/main" xmlns:w14="http://schemas.microsoft.com/office/word/2010/wordml" xmlns:w15="http://schemas.microsoft.com/office/word/2012/wordml" xmlns:w16cex="http://schemas.microsoft.com/office/word/2018/wordml/cex" xmlns:w16cid="http://schemas.microsoft.com/office/word/2016/wordml/cid" xmlns:w16="http://schemas.microsoft.com/office/word/2018/wordml" xmlns:w16du="http://schemas.microsoft.com/office/word/2023/wordml/word16du" xmlns:w16sdtdh="http://schemas.microsoft.com/office/word/2020/wordml/sdtdatahash" xmlns:w16sdtfl="http://schemas.microsoft.com/office/word/2024/wordml/sdtformatlock" xmlns:w16se="http://schemas.microsoft.com/office/word/2015/wordml/symex" xmlns:wpg="http://schemas.microsoft.com/office/word/2010/wordprocessingGroup" xmlns:wpi="http://schemas.microsoft.com/office/word/2010/wordprocessingInk" xmlns:wne="http://schemas.microsoft.com/office/word/2006/wordml" xmlns:wps="http://schemas.microsoft.com/office/word/2010/wordprocessingShape" mc:Ignorable="w14 w15 w16se w16cid w16 w16cex w16sdtdh w16sdtfl w16du wp14">
   <w:endnote w:type="separator" w:id="-1">
     <w:p>
       <w:pPr>
@@ -2433,7 +2438,7 @@
 </file>
 
 <file path=word/footer1.xml><?xml version="1.0" encoding="utf-8"?>
-<w:ftr xmlns:wpc="http://schemas.microsoft.com/office/word/2010/wordprocessingCanvas" xmlns:cx="http://schemas.microsoft.com/office/drawing/2014/chartex" xmlns:cx1="http://schemas.microsoft.com/office/drawing/2015/9/8/chartex" xmlns:cx2="http://schemas.microsoft.com/office/drawing/2015/10/21/chartex" xmlns:cx3="http://schemas.microsoft.com/office/drawing/2016/5/9/chartex" xmlns:cx4="http://schemas.microsoft.com/office/drawing/2016/5/10/chartex" xmlns:cx5="http://schemas.microsoft.com/office/drawing/2016/5/11/chartex" xmlns:cx6="http://schemas.microsoft.com/office/drawing/2016/5/12/chartex" xmlns:cx7="http://schemas.microsoft.com/office/drawing/2016/5/13/chartex" xmlns:cx8="http://schemas.microsoft.com/office/drawing/2016/5/14/chartex" xmlns:mc="http://schemas.openxmlformats.org/markup-compatibility/2006" xmlns:aink="http://schemas.microsoft.com/office/drawing/2016/ink" xmlns:am3d="http://schemas.microsoft.com/office/drawing/2017/model3d" xmlns:o="urn:schemas-microsoft-com:office:office" xmlns:oel="http://schemas.microsoft.com/office/2019/extlst" xmlns:r="http://schemas.openxmlformats.org/officeDocument/2006/relationships" xmlns:m="http://schemas.openxmlformats.org/officeDocument/2006/math" xmlns:v="urn:schemas-microsoft-com:vml" xmlns:wp14="http://schemas.microsoft.com/office/word/2010/wordprocessingDrawing" xmlns:wp="http://schemas.openxmlformats.org/drawingml/2006/wordprocessingDrawing" xmlns:w10="urn:schemas-microsoft-com:office:word" xmlns:w="http://schemas.openxmlformats.org/wordprocessingml/2006/main" xmlns:w14="http://schemas.microsoft.com/office/word/2010/wordml" xmlns:w15="http://schemas.microsoft.com/office/word/2012/wordml" xmlns:w16cei="http://schemas.microsoft.com/office/word/2026/wordml/cei" xmlns:w16cex="http://schemas.microsoft.com/office/word/2018/wordml/cex" xmlns:w16cid="http://schemas.microsoft.com/office/word/2016/wordml/cid" xmlns:w16="http://schemas.microsoft.com/office/word/2018/wordml" xmlns:w16du="http://schemas.microsoft.com/office/word/2023/wordml/word16du" xmlns:w16sdtdh="http://schemas.microsoft.com/office/word/2020/wordml/sdtdatahash" xmlns:w16sdtfl="http://schemas.microsoft.com/office/word/2024/wordml/sdtformatlock" xmlns:w16se="http://schemas.microsoft.com/office/word/2015/wordml/symex" xmlns:wpg="http://schemas.microsoft.com/office/word/2010/wordprocessingGroup" xmlns:wpi="http://schemas.microsoft.com/office/word/2010/wordprocessingInk" xmlns:wne="http://schemas.microsoft.com/office/word/2006/wordml" xmlns:wps="http://schemas.microsoft.com/office/word/2010/wordprocessingShape" mc:Ignorable="w14 w15 w16se w16cid w16 w16cex w16sdtdh w16sdtfl w16du wp14">
+<w:ftr xmlns:wpc="http://schemas.microsoft.com/office/word/2010/wordprocessingCanvas" xmlns:cx="http://schemas.microsoft.com/office/drawing/2014/chartex" xmlns:cx1="http://schemas.microsoft.com/office/drawing/2015/9/8/chartex" xmlns:cx2="http://schemas.microsoft.com/office/drawing/2015/10/21/chartex" xmlns:cx3="http://schemas.microsoft.com/office/drawing/2016/5/9/chartex" xmlns:cx4="http://schemas.microsoft.com/office/drawing/2016/5/10/chartex" xmlns:cx5="http://schemas.microsoft.com/office/drawing/2016/5/11/chartex" xmlns:cx6="http://schemas.microsoft.com/office/drawing/2016/5/12/chartex" xmlns:cx7="http://schemas.microsoft.com/office/drawing/2016/5/13/chartex" xmlns:cx8="http://schemas.microsoft.com/office/drawing/2016/5/14/chartex" xmlns:mc="http://schemas.openxmlformats.org/markup-compatibility/2006" xmlns:aink="http://schemas.microsoft.com/office/drawing/2016/ink" xmlns:am3d="http://schemas.microsoft.com/office/drawing/2017/model3d" xmlns:o="urn:schemas-microsoft-com:office:office" xmlns:oel="http://schemas.microsoft.com/office/2019/extlst" xmlns:r="http://schemas.openxmlformats.org/officeDocument/2006/relationships" xmlns:m="http://schemas.openxmlformats.org/officeDocument/2006/math" xmlns:v="urn:schemas-microsoft-com:vml" xmlns:wp14="http://schemas.microsoft.com/office/word/2010/wordprocessingDrawing" xmlns:wp="http://schemas.openxmlformats.org/drawingml/2006/wordprocessingDrawing" xmlns:w10="urn:schemas-microsoft-com:office:word" xmlns:w="http://schemas.openxmlformats.org/wordprocessingml/2006/main" xmlns:w14="http://schemas.microsoft.com/office/word/2010/wordml" xmlns:w15="http://schemas.microsoft.com/office/word/2012/wordml" xmlns:w16cex="http://schemas.microsoft.com/office/word/2018/wordml/cex" xmlns:w16cid="http://schemas.microsoft.com/office/word/2016/wordml/cid" xmlns:w16="http://schemas.microsoft.com/office/word/2018/wordml" xmlns:w16du="http://schemas.microsoft.com/office/word/2023/wordml/word16du" xmlns:w16sdtdh="http://schemas.microsoft.com/office/word/2020/wordml/sdtdatahash" xmlns:w16sdtfl="http://schemas.microsoft.com/office/word/2024/wordml/sdtformatlock" xmlns:w16se="http://schemas.microsoft.com/office/word/2015/wordml/symex" xmlns:wpg="http://schemas.microsoft.com/office/word/2010/wordprocessingGroup" xmlns:wpi="http://schemas.microsoft.com/office/word/2010/wordprocessingInk" xmlns:wne="http://schemas.microsoft.com/office/word/2006/wordml" xmlns:wps="http://schemas.microsoft.com/office/word/2010/wordprocessingShape" mc:Ignorable="w14 w15 w16se w16cid w16 w16cex w16sdtdh w16sdtfl w16du wp14">
   <w:p>
     <w:pPr>
       <w:pStyle w:val="Footer"/>
@@ -2495,7 +2500,7 @@
 </file>
 
 <file path=word/footnotes.xml><?xml version="1.0" encoding="utf-8"?>
-<w:footnotes xmlns:wpc="http://schemas.microsoft.com/office/word/2010/wordprocessingCanvas" xmlns:cx="http://schemas.microsoft.com/office/drawing/2014/chartex" xmlns:cx1="http://schemas.microsoft.com/office/drawing/2015/9/8/chartex" xmlns:cx2="http://schemas.microsoft.com/office/drawing/2015/10/21/chartex" xmlns:cx3="http://schemas.microsoft.com/office/drawing/2016/5/9/chartex" xmlns:cx4="http://schemas.microsoft.com/office/drawing/2016/5/10/chartex" xmlns:cx5="http://schemas.microsoft.com/office/drawing/2016/5/11/chartex" xmlns:cx6="http://schemas.microsoft.com/office/drawing/2016/5/12/chartex" xmlns:cx7="http://schemas.microsoft.com/office/drawing/2016/5/13/chartex" xmlns:cx8="http://schemas.microsoft.com/office/drawing/2016/5/14/chartex" xmlns:mc="http://schemas.openxmlformats.org/markup-compatibility/2006" xmlns:aink="http://schemas.microsoft.com/office/drawing/2016/ink" xmlns:am3d="http://schemas.microsoft.com/office/drawing/2017/model3d" xmlns:o="urn:schemas-microsoft-com:office:office" xmlns:oel="http://schemas.microsoft.com/office/2019/extlst" xmlns:r="http://schemas.openxmlformats.org/officeDocument/2006/relationships" xmlns:m="http://schemas.openxmlformats.org/officeDocument/2006/math" xmlns:v="urn:schemas-microsoft-com:vml" xmlns:wp14="http://schemas.microsoft.com/office/word/2010/wordprocessingDrawing" xmlns:wp="http://schemas.openxmlformats.org/drawingml/2006/wordprocessingDrawing" xmlns:w10="urn:schemas-microsoft-com:office:word" xmlns:w="http://schemas.openxmlformats.org/wordprocessingml/2006/main" xmlns:w14="http://schemas.microsoft.com/office/word/2010/wordml" xmlns:w15="http://schemas.microsoft.com/office/word/2012/wordml" xmlns:w16cei="http://schemas.microsoft.com/office/word/2026/wordml/cei" xmlns:w16cex="http://schemas.microsoft.com/office/word/2018/wordml/cex" xmlns:w16cid="http://schemas.microsoft.com/office/word/2016/wordml/cid" xmlns:w16="http://schemas.microsoft.com/office/word/2018/wordml" xmlns:w16du="http://schemas.microsoft.com/office/word/2023/wordml/word16du" xmlns:w16sdtdh="http://schemas.microsoft.com/office/word/2020/wordml/sdtdatahash" xmlns:w16sdtfl="http://schemas.microsoft.com/office/word/2024/wordml/sdtformatlock" xmlns:w16se="http://schemas.microsoft.com/office/word/2015/wordml/symex" xmlns:wpg="http://schemas.microsoft.com/office/word/2010/wordprocessingGroup" xmlns:wpi="http://schemas.microsoft.com/office/word/2010/wordprocessingInk" xmlns:wne="http://schemas.microsoft.com/office/word/2006/wordml" xmlns:wps="http://schemas.microsoft.com/office/word/2010/wordprocessingShape" mc:Ignorable="w14 w15 w16se w16cid w16 w16cex w16sdtdh w16sdtfl w16du wp14">
+<w:footnotes xmlns:wpc="http://schemas.microsoft.com/office/word/2010/wordprocessingCanvas" xmlns:cx="http://schemas.microsoft.com/office/drawing/2014/chartex" xmlns:cx1="http://schemas.microsoft.com/office/drawing/2015/9/8/chartex" xmlns:cx2="http://schemas.microsoft.com/office/drawing/2015/10/21/chartex" xmlns:cx3="http://schemas.microsoft.com/office/drawing/2016/5/9/chartex" xmlns:cx4="http://schemas.microsoft.com/office/drawing/2016/5/10/chartex" xmlns:cx5="http://schemas.microsoft.com/office/drawing/2016/5/11/chartex" xmlns:cx6="http://schemas.microsoft.com/office/drawing/2016/5/12/chartex" xmlns:cx7="http://schemas.microsoft.com/office/drawing/2016/5/13/chartex" xmlns:cx8="http://schemas.microsoft.com/office/drawing/2016/5/14/chartex" xmlns:mc="http://schemas.openxmlformats.org/markup-compatibility/2006" xmlns:aink="http://schemas.microsoft.com/office/drawing/2016/ink" xmlns:am3d="http://schemas.microsoft.com/office/drawing/2017/model3d" xmlns:o="urn:schemas-microsoft-com:office:office" xmlns:oel="http://schemas.microsoft.com/office/2019/extlst" xmlns:r="http://schemas.openxmlformats.org/officeDocument/2006/relationships" xmlns:m="http://schemas.openxmlformats.org/officeDocument/2006/math" xmlns:v="urn:schemas-microsoft-com:vml" xmlns:wp14="http://schemas.microsoft.com/office/word/2010/wordprocessingDrawing" xmlns:wp="http://schemas.openxmlformats.org/drawingml/2006/wordprocessingDrawing" xmlns:w10="urn:schemas-microsoft-com:office:word" xmlns:w="http://schemas.openxmlformats.org/wordprocessingml/2006/main" xmlns:w14="http://schemas.microsoft.com/office/word/2010/wordml" xmlns:w15="http://schemas.microsoft.com/office/word/2012/wordml" xmlns:w16cex="http://schemas.microsoft.com/office/word/2018/wordml/cex" xmlns:w16cid="http://schemas.microsoft.com/office/word/2016/wordml/cid" xmlns:w16="http://schemas.microsoft.com/office/word/2018/wordml" xmlns:w16du="http://schemas.microsoft.com/office/word/2023/wordml/word16du" xmlns:w16sdtdh="http://schemas.microsoft.com/office/word/2020/wordml/sdtdatahash" xmlns:w16sdtfl="http://schemas.microsoft.com/office/word/2024/wordml/sdtformatlock" xmlns:w16se="http://schemas.microsoft.com/office/word/2015/wordml/symex" xmlns:wpg="http://schemas.microsoft.com/office/word/2010/wordprocessingGroup" xmlns:wpi="http://schemas.microsoft.com/office/word/2010/wordprocessingInk" xmlns:wne="http://schemas.microsoft.com/office/word/2006/wordml" xmlns:wps="http://schemas.microsoft.com/office/word/2010/wordprocessingShape" mc:Ignorable="w14 w15 w16se w16cid w16 w16cex w16sdtdh w16sdtfl w16du wp14">
   <w:footnote w:type="separator" w:id="-1">
     <w:p>
       <w:pPr>
@@ -2520,7 +2525,7 @@
 </file>
 
 <file path=word/header1.xml><?xml version="1.0" encoding="utf-8"?>
-<w:hdr xmlns:wpc="http://schemas.microsoft.com/office/word/2010/wordprocessingCanvas" xmlns:cx="http://schemas.microsoft.com/office/drawing/2014/chartex" xmlns:cx1="http://schemas.microsoft.com/office/drawing/2015/9/8/chartex" xmlns:cx2="http://schemas.microsoft.com/office/drawing/2015/10/21/chartex" xmlns:cx3="http://schemas.microsoft.com/office/drawing/2016/5/9/chartex" xmlns:cx4="http://schemas.microsoft.com/office/drawing/2016/5/10/chartex" xmlns:cx5="http://schemas.microsoft.com/office/drawing/2016/5/11/chartex" xmlns:cx6="http://schemas.microsoft.com/office/drawing/2016/5/12/chartex" xmlns:cx7="http://schemas.microsoft.com/office/drawing/2016/5/13/chartex" xmlns:cx8="http://schemas.microsoft.com/office/drawing/2016/5/14/chartex" xmlns:mc="http://schemas.openxmlformats.org/markup-compatibility/2006" xmlns:aink="http://schemas.microsoft.com/office/drawing/2016/ink" xmlns:am3d="http://schemas.microsoft.com/office/drawing/2017/model3d" xmlns:o="urn:schemas-microsoft-com:office:office" xmlns:oel="http://schemas.microsoft.com/office/2019/extlst" xmlns:r="http://schemas.openxmlformats.org/officeDocument/2006/relationships" xmlns:m="http://schemas.openxmlformats.org/officeDocument/2006/math" xmlns:v="urn:schemas-microsoft-com:vml" xmlns:wp14="http://schemas.microsoft.com/office/word/2010/wordprocessingDrawing" xmlns:wp="http://schemas.openxmlformats.org/drawingml/2006/wordprocessingDrawing" xmlns:w10="urn:schemas-microsoft-com:office:word" xmlns:w="http://schemas.openxmlformats.org/wordprocessingml/2006/main" xmlns:w14="http://schemas.microsoft.com/office/word/2010/wordml" xmlns:w15="http://schemas.microsoft.com/office/word/2012/wordml" xmlns:w16cei="http://schemas.microsoft.com/office/word/2026/wordml/cei" xmlns:w16cex="http://schemas.microsoft.com/office/word/2018/wordml/cex" xmlns:w16cid="http://schemas.microsoft.com/office/word/2016/wordml/cid" xmlns:w16="http://schemas.microsoft.com/office/word/2018/wordml" xmlns:w16du="http://schemas.microsoft.com/office/word/2023/wordml/word16du" xmlns:w16sdtdh="http://schemas.microsoft.com/office/word/2020/wordml/sdtdatahash" xmlns:w16sdtfl="http://schemas.microsoft.com/office/word/2024/wordml/sdtformatlock" xmlns:w16se="http://schemas.microsoft.com/office/word/2015/wordml/symex" xmlns:wpg="http://schemas.microsoft.com/office/word/2010/wordprocessingGroup" xmlns:wpi="http://schemas.microsoft.com/office/word/2010/wordprocessingInk" xmlns:wne="http://schemas.microsoft.com/office/word/2006/wordml" xmlns:wps="http://schemas.microsoft.com/office/word/2010/wordprocessingShape" mc:Ignorable="w14 w15 w16se w16cid w16 w16cex w16sdtdh w16sdtfl w16du wp14">
+<w:hdr xmlns:wpc="http://schemas.microsoft.com/office/word/2010/wordprocessingCanvas" xmlns:cx="http://schemas.microsoft.com/office/drawing/2014/chartex" xmlns:cx1="http://schemas.microsoft.com/office/drawing/2015/9/8/chartex" xmlns:cx2="http://schemas.microsoft.com/office/drawing/2015/10/21/chartex" xmlns:cx3="http://schemas.microsoft.com/office/drawing/2016/5/9/chartex" xmlns:cx4="http://schemas.microsoft.com/office/drawing/2016/5/10/chartex" xmlns:cx5="http://schemas.microsoft.com/office/drawing/2016/5/11/chartex" xmlns:cx6="http://schemas.microsoft.com/office/drawing/2016/5/12/chartex" xmlns:cx7="http://schemas.microsoft.com/office/drawing/2016/5/13/chartex" xmlns:cx8="http://schemas.microsoft.com/office/drawing/2016/5/14/chartex" xmlns:mc="http://schemas.openxmlformats.org/markup-compatibility/2006" xmlns:aink="http://schemas.microsoft.com/office/drawing/2016/ink" xmlns:am3d="http://schemas.microsoft.com/office/drawing/2017/model3d" xmlns:o="urn:schemas-microsoft-com:office:office" xmlns:oel="http://schemas.microsoft.com/office/2019/extlst" xmlns:r="http://schemas.openxmlformats.org/officeDocument/2006/relationships" xmlns:m="http://schemas.openxmlformats.org/officeDocument/2006/math" xmlns:v="urn:schemas-microsoft-com:vml" xmlns:wp14="http://schemas.microsoft.com/office/word/2010/wordprocessingDrawing" xmlns:wp="http://schemas.openxmlformats.org/drawingml/2006/wordprocessingDrawing" xmlns:w10="urn:schemas-microsoft-com:office:word" xmlns:w="http://schemas.openxmlformats.org/wordprocessingml/2006/main" xmlns:w14="http://schemas.microsoft.com/office/word/2010/wordml" xmlns:w15="http://schemas.microsoft.com/office/word/2012/wordml" xmlns:w16cex="http://schemas.microsoft.com/office/word/2018/wordml/cex" xmlns:w16cid="http://schemas.microsoft.com/office/word/2016/wordml/cid" xmlns:w16="http://schemas.microsoft.com/office/word/2018/wordml" xmlns:w16du="http://schemas.microsoft.com/office/word/2023/wordml/word16du" xmlns:w16sdtdh="http://schemas.microsoft.com/office/word/2020/wordml/sdtdatahash" xmlns:w16sdtfl="http://schemas.microsoft.com/office/word/2024/wordml/sdtformatlock" xmlns:w16se="http://schemas.microsoft.com/office/word/2015/wordml/symex" xmlns:wpg="http://schemas.microsoft.com/office/word/2010/wordprocessingGroup" xmlns:wpi="http://schemas.microsoft.com/office/word/2010/wordprocessingInk" xmlns:wne="http://schemas.microsoft.com/office/word/2006/wordml" xmlns:wps="http://schemas.microsoft.com/office/word/2010/wordprocessingShape" mc:Ignorable="w14 w15 w16se w16cid w16 w16cex w16sdtdh w16sdtfl w16du wp14">
   <w:p>
     <w:pPr>
       <w:pStyle w:val="Header"/>
@@ -2539,7 +2544,7 @@
 </file>
 
 <file path=word/numbering.xml><?xml version="1.0" encoding="utf-8"?>
-<w:numbering xmlns:wpc="http://schemas.microsoft.com/office/word/2010/wordprocessingCanvas" xmlns:cx="http://schemas.microsoft.com/office/drawing/2014/chartex" xmlns:cx1="http://schemas.microsoft.com/office/drawing/2015/9/8/chartex" xmlns:cx2="http://schemas.microsoft.com/office/drawing/2015/10/21/chartex" xmlns:cx3="http://schemas.microsoft.com/office/drawing/2016/5/9/chartex" xmlns:cx4="http://schemas.microsoft.com/office/drawing/2016/5/10/chartex" xmlns:cx5="http://schemas.microsoft.com/office/drawing/2016/5/11/chartex" xmlns:cx6="http://schemas.microsoft.com/office/drawing/2016/5/12/chartex" xmlns:cx7="http://schemas.microsoft.com/office/drawing/2016/5/13/chartex" xmlns:cx8="http://schemas.microsoft.com/office/drawing/2016/5/14/chartex" xmlns:mc="http://schemas.openxmlformats.org/markup-compatibility/2006" xmlns:aink="http://schemas.microsoft.com/office/drawing/2016/ink" xmlns:am3d="http://schemas.microsoft.com/office/drawing/2017/model3d" xmlns:o="urn:schemas-microsoft-com:office:office" xmlns:oel="http://schemas.microsoft.com/office/2019/extlst" xmlns:r="http://schemas.openxmlformats.org/officeDocument/2006/relationships" xmlns:m="http://schemas.openxmlformats.org/officeDocument/2006/math" xmlns:v="urn:schemas-microsoft-com:vml" xmlns:wp14="http://schemas.microsoft.com/office/word/2010/wordprocessingDrawing" xmlns:wp="http://schemas.openxmlformats.org/drawingml/2006/wordprocessingDrawing" xmlns:w10="urn:schemas-microsoft-com:office:word" xmlns:w="http://schemas.openxmlformats.org/wordprocessingml/2006/main" xmlns:w14="http://schemas.microsoft.com/office/word/2010/wordml" xmlns:w15="http://schemas.microsoft.com/office/word/2012/wordml" xmlns:w16cei="http://schemas.microsoft.com/office/word/2026/wordml/cei" xmlns:w16cex="http://schemas.microsoft.com/office/word/2018/wordml/cex" xmlns:w16cid="http://schemas.microsoft.com/office/word/2016/wordml/cid" xmlns:w16="http://schemas.microsoft.com/office/word/2018/wordml" xmlns:w16du="http://schemas.microsoft.com/office/word/2023/wordml/word16du" xmlns:w16sdtdh="http://schemas.microsoft.com/office/word/2020/wordml/sdtdatahash" xmlns:w16sdtfl="http://schemas.microsoft.com/office/word/2024/wordml/sdtformatlock" xmlns:w16se="http://schemas.microsoft.com/office/word/2015/wordml/symex" xmlns:wpg="http://schemas.microsoft.com/office/word/2010/wordprocessingGroup" xmlns:wpi="http://schemas.microsoft.com/office/word/2010/wordprocessingInk" xmlns:wne="http://schemas.microsoft.com/office/word/2006/wordml" xmlns:wps="http://schemas.microsoft.com/office/word/2010/wordprocessingShape" mc:Ignorable="w14 w15 w16se w16cid w16 w16cex w16sdtdh w16sdtfl w16du wp14">
+<w:numbering xmlns:wpc="http://schemas.microsoft.com/office/word/2010/wordprocessingCanvas" xmlns:cx="http://schemas.microsoft.com/office/drawing/2014/chartex" xmlns:cx1="http://schemas.microsoft.com/office/drawing/2015/9/8/chartex" xmlns:cx2="http://schemas.microsoft.com/office/drawing/2015/10/21/chartex" xmlns:cx3="http://schemas.microsoft.com/office/drawing/2016/5/9/chartex" xmlns:cx4="http://schemas.microsoft.com/office/drawing/2016/5/10/chartex" xmlns:cx5="http://schemas.microsoft.com/office/drawing/2016/5/11/chartex" xmlns:cx6="http://schemas.microsoft.com/office/drawing/2016/5/12/chartex" xmlns:cx7="http://schemas.microsoft.com/office/drawing/2016/5/13/chartex" xmlns:cx8="http://schemas.microsoft.com/office/drawing/2016/5/14/chartex" xmlns:mc="http://schemas.openxmlformats.org/markup-compatibility/2006" xmlns:aink="http://schemas.microsoft.com/office/drawing/2016/ink" xmlns:am3d="http://schemas.microsoft.com/office/drawing/2017/model3d" xmlns:o="urn:schemas-microsoft-com:office:office" xmlns:oel="http://schemas.microsoft.com/office/2019/extlst" xmlns:r="http://schemas.openxmlformats.org/officeDocument/2006/relationships" xmlns:m="http://schemas.openxmlformats.org/officeDocument/2006/math" xmlns:v="urn:schemas-microsoft-com:vml" xmlns:wp14="http://schemas.microsoft.com/office/word/2010/wordprocessingDrawing" xmlns:wp="http://schemas.openxmlformats.org/drawingml/2006/wordprocessingDrawing" xmlns:w10="urn:schemas-microsoft-com:office:word" xmlns:w="http://schemas.openxmlformats.org/wordprocessingml/2006/main" xmlns:w14="http://schemas.microsoft.com/office/word/2010/wordml" xmlns:w15="http://schemas.microsoft.com/office/word/2012/wordml" xmlns:w16cex="http://schemas.microsoft.com/office/word/2018/wordml/cex" xmlns:w16cid="http://schemas.microsoft.com/office/word/2016/wordml/cid" xmlns:w16="http://schemas.microsoft.com/office/word/2018/wordml" xmlns:w16du="http://schemas.microsoft.com/office/word/2023/wordml/word16du" xmlns:w16sdtdh="http://schemas.microsoft.com/office/word/2020/wordml/sdtdatahash" xmlns:w16sdtfl="http://schemas.microsoft.com/office/word/2024/wordml/sdtformatlock" xmlns:w16se="http://schemas.microsoft.com/office/word/2015/wordml/symex" xmlns:wpg="http://schemas.microsoft.com/office/word/2010/wordprocessingGroup" xmlns:wpi="http://schemas.microsoft.com/office/word/2010/wordprocessingInk" xmlns:wne="http://schemas.microsoft.com/office/word/2006/wordml" xmlns:wps="http://schemas.microsoft.com/office/word/2010/wordprocessingShape" mc:Ignorable="w14 w15 w16se w16cid w16 w16cex w16sdtdh w16sdtfl w16du wp14">
   <w:abstractNum w:abstractNumId="0" w15:restartNumberingAfterBreak="0">
     <w:nsid w:val="48D144CB"/>
     <w:multiLevelType w:val="multilevel"/>
